--- a/Templates/Акт водолазного осмотра.docx
+++ b/Templates/Акт водолазного осмотра.docx
@@ -3154,7 +3154,7 @@
               </w:rPr>
               <w:lastRenderedPageBreak/>
               <w:drawing>
-                <wp:inline distT="0" distB="0" distL="0" distR="0" wp14:anchorId="55328FA2" wp14:editId="6C44EA43">
+                <wp:inline distT="0" distB="0" distL="0" distR="0" wp14:anchorId="55328FA2" wp14:editId="6932576A">
                   <wp:extent cx="1498299" cy="1234440"/>
                   <wp:effectExtent l="0" t="0" r="6985" b="3810"/>
                   <wp:docPr id="1939906867" name="Рисунок 1939906867"/>
@@ -7389,24 +7389,38 @@
           <w:rFonts w:ascii="Times New Roman" w:hAnsi="Times New Roman" w:cs="Times New Roman"/>
           <w:lang w:val="en-US"/>
         </w:rPr>
-        <w:t xml:space="preserve"> 5-</w:t>
-      </w:r>
-      <w:r>
-        <w:rPr>
-          <w:rFonts w:ascii="Times New Roman" w:hAnsi="Times New Roman" w:cs="Times New Roman"/>
-        </w:rPr>
-        <w:t>ти</w:t>
-      </w:r>
-      <w:r>
-        <w:rPr>
-          <w:rFonts w:ascii="Times New Roman" w:hAnsi="Times New Roman" w:cs="Times New Roman"/>
-          <w:lang w:val="en-US"/>
-        </w:rPr>
         <w:t xml:space="preserve"> </w:t>
       </w:r>
       <w:r>
         <w:rPr>
           <w:rFonts w:ascii="Times New Roman" w:hAnsi="Times New Roman" w:cs="Times New Roman"/>
+          <w:lang w:val="en-US"/>
+        </w:rPr>
+        <w:t>4</w:t>
+      </w:r>
+      <w:r>
+        <w:rPr>
+          <w:rFonts w:ascii="Times New Roman" w:hAnsi="Times New Roman" w:cs="Times New Roman"/>
+          <w:lang w:val="en-US"/>
+        </w:rPr>
+        <w:t>-</w:t>
+      </w:r>
+      <w:r>
+        <w:rPr>
+          <w:rFonts w:ascii="Times New Roman" w:hAnsi="Times New Roman" w:cs="Times New Roman"/>
+        </w:rPr>
+        <w:t>х</w:t>
+      </w:r>
+      <w:r>
+        <w:rPr>
+          <w:rFonts w:ascii="Times New Roman" w:hAnsi="Times New Roman" w:cs="Times New Roman"/>
+          <w:lang w:val="en-US"/>
+        </w:rPr>
+        <w:t xml:space="preserve"> </w:t>
+      </w:r>
+      <w:r>
+        <w:rPr>
+          <w:rFonts w:ascii="Times New Roman" w:hAnsi="Times New Roman" w:cs="Times New Roman"/>
         </w:rPr>
         <w:t>экземплярах</w:t>
       </w:r>
@@ -7415,7 +7429,20 @@
           <w:rFonts w:ascii="Times New Roman" w:hAnsi="Times New Roman" w:cs="Times New Roman"/>
           <w:lang w:val="en-US"/>
         </w:rPr>
-        <w:t xml:space="preserve"> / Act of the vessel’s underwater inspection is drawn up in 5 copies.</w:t>
+        <w:t xml:space="preserve"> / Act of the vessel’s underwater inspection is drawn up in </w:t>
+      </w:r>
+      <w:r>
+        <w:rPr>
+          <w:rFonts w:ascii="Times New Roman" w:hAnsi="Times New Roman" w:cs="Times New Roman"/>
+        </w:rPr>
+        <w:t>4</w:t>
+      </w:r>
+      <w:r>
+        <w:rPr>
+          <w:rFonts w:ascii="Times New Roman" w:hAnsi="Times New Roman" w:cs="Times New Roman"/>
+          <w:lang w:val="en-US"/>
+        </w:rPr>
+        <w:t xml:space="preserve"> copies.</w:t>
       </w:r>
     </w:p>
     <w:p>
